--- a/NIL_Ready_Demo_Script.docx
+++ b/NIL_Ready_Demo_Script.docx
@@ -56,7 +56,15 @@
         <w:pStyle w:val="ListBullet"/>
       </w:pPr>
       <w:r>
-        <w:t>If you're running long, the safest cuts, in order: (1) skip the per-payment breakdown scroll in the scenario, just say the number, (2) shorten the Learn/Resources/Updates fly-by to naming them with no extra sentence.</w:t>
+        <w:t>Bold dark-green lines below are grounding moments: they tie what's on screen back to your own Research Journey &amp; Solution Q&amp;A doc, almost word for word. Say them — they are what proves this wasn't built off in a vacuum.</w:t>
+      </w:r>
+    </w:p>
+    <w:p>
+      <w:pPr>
+        <w:pStyle w:val="ListBullet"/>
+      </w:pPr>
+      <w:r>
+        <w:t>If you're running long, the safest cuts, in order: (1) skip the per-payment breakdown scroll in the scenario, just say the number, (2) shorten the Learn/Resources/Updates fly-by to naming them with no extra sentence. Keep every bold grounding line — cut length elsewhere first.</w:t>
       </w:r>
     </w:p>
     <w:p>
@@ -98,7 +106,20 @@
         <w:rPr>
           <w:sz w:val="24"/>
         </w:rPr>
-        <w:t>The solution also supports an Athletic Department Admin persona, working from that exact same underlying data, and I'll bring that view in too, since it's what closes the loop. Everything you'll see is a clickable prototype — fictional school, fictional athlete, no real backend.”</w:t>
+        <w:t>The solution also supports an Athletic Department Admin persona, working from that exact same underlying data, and I'll bring that view in too, since it's what closes the loop.</w:t>
+      </w:r>
+    </w:p>
+    <w:p>
+      <w:pPr>
+        <w:spacing w:after="200"/>
+      </w:pPr>
+      <w:r>
+        <w:rPr>
+          <w:b/>
+          <w:color w:val="1F4E42"/>
+          <w:sz w:val="24"/>
+        </w:rPr>
+        <w:t>Everything I'm about to show maps directly to the MVP use cases and the scope boundaries from our own Research Journey and Solution Q&amp;A — I'll call that out as we go, so you can see exactly where it lines up. It's a clickable prototype — fictional school, fictional athlete, no real backend.”</w:t>
       </w:r>
     </w:p>
     <w:p>
@@ -191,7 +212,20 @@
         <w:rPr>
           <w:sz w:val="24"/>
         </w:rPr>
-        <w:t>“Same idea, other side. The department opens on a to-do queue too — real things that need a human: a missing form, a question that came in, something escalated. Below that, program-level numbers — how ready athletes are, how many documents are in, how many deals have been reported. All aggregate. What you will never see here is any one athlete's private plan. Visibility into who needs help, not a window into everyone's finances.”</w:t>
+        <w:t>“Same idea, other side. The department opens on a to-do queue too — real things that need a human: a missing form, a question that came in, something escalated. Below that, program-level numbers — how ready athletes are, how many documents are in, how many deals have been reported. All aggregate. What you will never see here is any one athlete's private plan.</w:t>
+      </w:r>
+    </w:p>
+    <w:p>
+      <w:pPr>
+        <w:spacing w:after="200"/>
+      </w:pPr>
+      <w:r>
+        <w:rPr>
+          <w:b/>
+          <w:color w:val="1F4E42"/>
+          <w:sz w:val="24"/>
+        </w:rPr>
+        <w:t>That boundary isn't something we added out of caution — it's exactly what our own Q&amp;A doc called for: 'greater visibility into athlete-support needs,' not a window into everyone's finances. We built the boundary we ourselves scoped.”</w:t>
       </w:r>
     </w:p>
     <w:p>
@@ -276,6 +310,19 @@
           <w:sz w:val="24"/>
         </w:rPr>
         <w:t>Right below that — 'Your next steps,' tailored to this being a third-party deal: check the university's reporting guidance, a gentle nudge about the W-9, nothing alarmist.</w:t>
+      </w:r>
+    </w:p>
+    <w:p>
+      <w:pPr>
+        <w:spacing w:after="200"/>
+      </w:pPr>
+      <w:r>
+        <w:rPr>
+          <w:b/>
+          <w:color w:val="1F4E42"/>
+          <w:sz w:val="24"/>
+        </w:rPr>
+        <w:t>This whole panel — the reserve, the document nudge, the next step — is our own 'financial-readiness education and tax-readiness workflow' use case, one of the six core MVP use cases we wrote down ourselves. Not a new idea, just built.</w:t>
       </w:r>
     </w:p>
     <w:p>
@@ -381,6 +428,19 @@
           <w:sz w:val="24"/>
         </w:rPr>
         <w:t>“Back on Jordan's side, no extra work — the status just updated: in progress, handled by the tax team. One plain-English question, routed to the right people automatically.”</w:t>
+      </w:r>
+    </w:p>
+    <w:p>
+      <w:pPr>
+        <w:spacing w:after="200"/>
+      </w:pPr>
+      <w:r>
+        <w:rPr>
+          <w:b/>
+          <w:color w:val="1F4E42"/>
+          <w:sz w:val="24"/>
+        </w:rPr>
+        <w:t>That routing you just watched is, word for word, our own 'human case management, routing, escalation, and approved referrals' use case. And notice the system only ever suggests the escalation — a person confirms it. That's the AI guardrail from the same doc: it should never independently make an escalation decision.”</w:t>
       </w:r>
     </w:p>
     <w:p>
@@ -504,7 +564,20 @@
         <w:rPr>
           <w:sz w:val="24"/>
         </w:rPr>
-        <w:t>“So — the whole loop: Jordan plans a real deal, knows what to set aside and what's actually spendable, gets guidance suited to how that deal is structured, and if there's a question, it reaches the right team without Jordan ever needing to know the org chart. The department sees it happened and got handled, never the numbers behind it.</w:t>
+        <w:t>“So — the whole loop: Jordan plans a real deal, knows what to set aside and what's actually spendable, gets guidance suited to how the deal is structured, and if there's a question, it reaches the right team without Jordan ever needing to know the org chart. The department sees it happened and got handled, never the numbers behind it.</w:t>
+      </w:r>
+    </w:p>
+    <w:p>
+      <w:pPr>
+        <w:spacing w:after="200"/>
+      </w:pPr>
+      <w:r>
+        <w:rPr>
+          <w:b/>
+          <w:color w:val="1F4E42"/>
+          <w:sz w:val="24"/>
+        </w:rPr>
+        <w:t>Every piece you just saw maps to a named MVP use case in our own scoping work — readiness and enrollment, financial education, document and tax-readiness workflows, human case management and escalation, and university-level reporting. And everything it refuses to do — filing taxes, giving advice, processing payments, negotiating deals — is exactly the boundary we already drew for ourselves. We didn't invent new scope here. We built what we scoped.</w:t>
       </w:r>
     </w:p>
     <w:p>
@@ -515,7 +588,7 @@
         <w:rPr>
           <w:sz w:val="24"/>
         </w:rPr>
-        <w:t>That's the bet: readiness for the athlete, visibility for the department, a support loop connecting them — never a tax product, never advice, never payments. Everything here works today as a prototype. Happy to take questions.”</w:t>
+        <w:t>That's the bet: readiness for the athlete, visibility for the department, a support loop connecting them. Everything here works today as a prototype. Happy to take questions.”</w:t>
       </w:r>
     </w:p>
     <w:p/>
@@ -559,6 +632,22 @@
       </w:pPr>
       <w:r>
         <w:t>What would it take to make this real? — A real backend, integration with the university's existing systems, and a decision on who staffs the support/tax queue day to day.</w:t>
+      </w:r>
+    </w:p>
+    <w:p>
+      <w:pPr>
+        <w:pStyle w:val="ListBullet"/>
+      </w:pPr>
+      <w:r>
+        <w:t>How does this relate to what's in the Q&amp;A doc as 'out of scope'? — Directly: no wealth management, no payment processing, no contract negotiation, no autonomous tax positions anywhere in this build. The demo respects every boundary in that doc.</w:t>
+      </w:r>
+    </w:p>
+    <w:p>
+      <w:pPr>
+        <w:pStyle w:val="ListBullet"/>
+      </w:pPr>
+      <w:r>
+        <w:t>Is any of this real AI? — No live model calls; every response is simulated with fixed rules on this data, matching the doc's own guardrail that AI should assist (document reading, categorization) but never independently decide.</w:t>
       </w:r>
     </w:p>
     <w:sectPr>
